--- a/public/files/career-certificate/career-certificate.docx
+++ b/public/files/career-certificate/career-certificate.docx
@@ -4,7 +4,7 @@
   <w:body>
     <w:p>
       <w:pPr>
-        <w:spacing w:after="43" w:before="0" w:line="312" w:lineRule="auto"/>
+        <w:spacing w:after="49" w:before="0" w:line="312" w:lineRule="auto"/>
         <w:jc w:val="center"/>
       </w:pPr>
       <w:r>
@@ -19,7 +19,7 @@
     </w:p>
     <w:p>
       <w:pPr>
-        <w:spacing w:after="107" w:before="0" w:line="312" w:lineRule="auto"/>
+        <w:spacing w:after="121" w:before="0" w:line="312" w:lineRule="auto"/>
         <w:jc w:val="left"/>
         <w:pBdr>
           <w:bottom w:val="single" w:sz="14" w:space="2" w:color="24384F"/>
@@ -35,7 +35,7 @@
     </w:p>
     <w:p>
       <w:pPr>
-        <w:spacing w:after="86" w:before="0" w:line="312" w:lineRule="auto"/>
+        <w:spacing w:after="97" w:before="0" w:line="312" w:lineRule="auto"/>
         <w:jc w:val="left"/>
       </w:pPr>
       <w:r>
@@ -62,7 +62,7 @@
       </w:tblGrid>
       <w:tr>
         <w:trPr>
-          <w:trHeight w:val="548" w:hRule="atLeast"/>
+          <w:trHeight w:val="619" w:hRule="atLeast"/>
         </w:trPr>
         <w:tc>
           <w:tcPr>
@@ -177,7 +177,7 @@
       </w:tr>
       <w:tr>
         <w:trPr>
-          <w:trHeight w:val="548" w:hRule="atLeast"/>
+          <w:trHeight w:val="619" w:hRule="atLeast"/>
         </w:trPr>
         <w:tc>
           <w:tcPr>
@@ -292,7 +292,7 @@
       </w:tr>
       <w:tr>
         <w:trPr>
-          <w:trHeight w:val="548" w:hRule="atLeast"/>
+          <w:trHeight w:val="619" w:hRule="atLeast"/>
         </w:trPr>
         <w:tc>
           <w:tcPr>
@@ -354,7 +354,7 @@
     </w:tbl>
     <w:p>
       <w:pPr>
-        <w:spacing w:after="43" w:before="0" w:line="312" w:lineRule="auto"/>
+        <w:spacing w:after="49" w:before="0" w:line="312" w:lineRule="auto"/>
         <w:jc w:val="left"/>
       </w:pPr>
       <w:r>
@@ -367,7 +367,7 @@
     </w:p>
     <w:p>
       <w:pPr>
-        <w:spacing w:after="43" w:before="86" w:line="312" w:lineRule="auto"/>
+        <w:spacing w:after="49" w:before="97" w:line="312" w:lineRule="auto"/>
         <w:jc w:val="left"/>
         <w:pBdr>
           <w:bottom w:val="single" w:sz="6" w:space="2" w:color="C9D2DD"/>
@@ -409,7 +409,7 @@
       </w:tblGrid>
       <w:tr>
         <w:trPr>
-          <w:trHeight w:val="548" w:hRule="atLeast"/>
+          <w:trHeight w:val="619" w:hRule="atLeast"/>
         </w:trPr>
         <w:tc>
           <w:tcPr>
@@ -559,7 +559,7 @@
       </w:tr>
       <w:tr>
         <w:trPr>
-          <w:trHeight w:val="548" w:hRule="atLeast"/>
+          <w:trHeight w:val="619" w:hRule="atLeast"/>
         </w:trPr>
         <w:tc>
           <w:tcPr>
@@ -575,7 +575,7 @@
           <w:p>
             <w:pPr>
               <w:spacing w:after="0" w:line="312" w:lineRule="auto"/>
-              <w:jc w:val="left"/>
+              <w:jc w:val="center"/>
             </w:pPr>
             <w:r/>
             <w:r>
@@ -601,7 +601,7 @@
           <w:p>
             <w:pPr>
               <w:spacing w:after="0" w:line="312" w:lineRule="auto"/>
-              <w:jc w:val="left"/>
+              <w:jc w:val="center"/>
             </w:pPr>
             <w:r/>
             <w:r>
@@ -627,7 +627,7 @@
           <w:p>
             <w:pPr>
               <w:spacing w:after="0" w:line="312" w:lineRule="auto"/>
-              <w:jc w:val="left"/>
+              <w:jc w:val="center"/>
             </w:pPr>
             <w:r/>
             <w:r>
@@ -653,7 +653,7 @@
           <w:p>
             <w:pPr>
               <w:spacing w:after="0" w:line="312" w:lineRule="auto"/>
-              <w:jc w:val="left"/>
+              <w:jc w:val="center"/>
             </w:pPr>
             <w:r/>
             <w:r>
@@ -679,7 +679,7 @@
           <w:p>
             <w:pPr>
               <w:spacing w:after="0" w:line="312" w:lineRule="auto"/>
-              <w:jc w:val="left"/>
+              <w:jc w:val="center"/>
             </w:pPr>
             <w:r/>
             <w:r>
@@ -694,7 +694,7 @@
       </w:tr>
       <w:tr>
         <w:trPr>
-          <w:trHeight w:val="548" w:hRule="atLeast"/>
+          <w:trHeight w:val="619" w:hRule="atLeast"/>
         </w:trPr>
         <w:tc>
           <w:tcPr>
@@ -710,7 +710,7 @@
           <w:p>
             <w:pPr>
               <w:spacing w:after="0" w:line="312" w:lineRule="auto"/>
-              <w:jc w:val="left"/>
+              <w:jc w:val="center"/>
             </w:pPr>
             <w:r/>
             <w:r>
@@ -736,7 +736,7 @@
           <w:p>
             <w:pPr>
               <w:spacing w:after="0" w:line="312" w:lineRule="auto"/>
-              <w:jc w:val="left"/>
+              <w:jc w:val="center"/>
             </w:pPr>
             <w:r/>
             <w:r>
@@ -762,7 +762,7 @@
           <w:p>
             <w:pPr>
               <w:spacing w:after="0" w:line="312" w:lineRule="auto"/>
-              <w:jc w:val="left"/>
+              <w:jc w:val="center"/>
             </w:pPr>
             <w:r/>
             <w:r>
@@ -788,7 +788,7 @@
           <w:p>
             <w:pPr>
               <w:spacing w:after="0" w:line="312" w:lineRule="auto"/>
-              <w:jc w:val="left"/>
+              <w:jc w:val="center"/>
             </w:pPr>
             <w:r/>
             <w:r>
@@ -814,7 +814,7 @@
           <w:p>
             <w:pPr>
               <w:spacing w:after="0" w:line="312" w:lineRule="auto"/>
-              <w:jc w:val="left"/>
+              <w:jc w:val="center"/>
             </w:pPr>
             <w:r/>
             <w:r>
@@ -829,7 +829,7 @@
       </w:tr>
       <w:tr>
         <w:trPr>
-          <w:trHeight w:val="548" w:hRule="atLeast"/>
+          <w:trHeight w:val="619" w:hRule="atLeast"/>
         </w:trPr>
         <w:tc>
           <w:tcPr>
@@ -845,7 +845,7 @@
           <w:p>
             <w:pPr>
               <w:spacing w:after="0" w:line="312" w:lineRule="auto"/>
-              <w:jc w:val="left"/>
+              <w:jc w:val="center"/>
             </w:pPr>
             <w:r/>
             <w:r>
@@ -871,7 +871,7 @@
           <w:p>
             <w:pPr>
               <w:spacing w:after="0" w:line="312" w:lineRule="auto"/>
-              <w:jc w:val="left"/>
+              <w:jc w:val="center"/>
             </w:pPr>
             <w:r/>
             <w:r>
@@ -897,7 +897,7 @@
           <w:p>
             <w:pPr>
               <w:spacing w:after="0" w:line="312" w:lineRule="auto"/>
-              <w:jc w:val="left"/>
+              <w:jc w:val="center"/>
             </w:pPr>
             <w:r/>
             <w:r>
@@ -923,7 +923,7 @@
           <w:p>
             <w:pPr>
               <w:spacing w:after="0" w:line="312" w:lineRule="auto"/>
-              <w:jc w:val="left"/>
+              <w:jc w:val="center"/>
             </w:pPr>
             <w:r/>
             <w:r>
@@ -949,7 +949,7 @@
           <w:p>
             <w:pPr>
               <w:spacing w:after="0" w:line="312" w:lineRule="auto"/>
-              <w:jc w:val="left"/>
+              <w:jc w:val="center"/>
             </w:pPr>
             <w:r/>
             <w:r>
@@ -964,7 +964,7 @@
       </w:tr>
       <w:tr>
         <w:trPr>
-          <w:trHeight w:val="548" w:hRule="atLeast"/>
+          <w:trHeight w:val="619" w:hRule="atLeast"/>
         </w:trPr>
         <w:tc>
           <w:tcPr>
@@ -980,7 +980,7 @@
           <w:p>
             <w:pPr>
               <w:spacing w:after="0" w:line="312" w:lineRule="auto"/>
-              <w:jc w:val="left"/>
+              <w:jc w:val="center"/>
             </w:pPr>
             <w:r/>
             <w:r>
@@ -1006,7 +1006,7 @@
           <w:p>
             <w:pPr>
               <w:spacing w:after="0" w:line="312" w:lineRule="auto"/>
-              <w:jc w:val="left"/>
+              <w:jc w:val="center"/>
             </w:pPr>
             <w:r/>
             <w:r>
@@ -1032,7 +1032,7 @@
           <w:p>
             <w:pPr>
               <w:spacing w:after="0" w:line="312" w:lineRule="auto"/>
-              <w:jc w:val="left"/>
+              <w:jc w:val="center"/>
             </w:pPr>
             <w:r/>
             <w:r>
@@ -1058,7 +1058,7 @@
           <w:p>
             <w:pPr>
               <w:spacing w:after="0" w:line="312" w:lineRule="auto"/>
-              <w:jc w:val="left"/>
+              <w:jc w:val="center"/>
             </w:pPr>
             <w:r/>
             <w:r>
@@ -1084,7 +1084,7 @@
           <w:p>
             <w:pPr>
               <w:spacing w:after="0" w:line="312" w:lineRule="auto"/>
-              <w:jc w:val="left"/>
+              <w:jc w:val="center"/>
             </w:pPr>
             <w:r/>
             <w:r>
@@ -1099,7 +1099,7 @@
       </w:tr>
       <w:tr>
         <w:trPr>
-          <w:trHeight w:val="548" w:hRule="atLeast"/>
+          <w:trHeight w:val="619" w:hRule="atLeast"/>
         </w:trPr>
         <w:tc>
           <w:tcPr>
@@ -1115,7 +1115,7 @@
           <w:p>
             <w:pPr>
               <w:spacing w:after="0" w:line="312" w:lineRule="auto"/>
-              <w:jc w:val="left"/>
+              <w:jc w:val="center"/>
             </w:pPr>
             <w:r/>
             <w:r>
@@ -1141,7 +1141,7 @@
           <w:p>
             <w:pPr>
               <w:spacing w:after="0" w:line="312" w:lineRule="auto"/>
-              <w:jc w:val="left"/>
+              <w:jc w:val="center"/>
             </w:pPr>
             <w:r/>
             <w:r>
@@ -1167,7 +1167,7 @@
           <w:p>
             <w:pPr>
               <w:spacing w:after="0" w:line="312" w:lineRule="auto"/>
-              <w:jc w:val="left"/>
+              <w:jc w:val="center"/>
             </w:pPr>
             <w:r/>
             <w:r>
@@ -1193,7 +1193,7 @@
           <w:p>
             <w:pPr>
               <w:spacing w:after="0" w:line="312" w:lineRule="auto"/>
-              <w:jc w:val="left"/>
+              <w:jc w:val="center"/>
             </w:pPr>
             <w:r/>
             <w:r>
@@ -1219,7 +1219,7 @@
           <w:p>
             <w:pPr>
               <w:spacing w:after="0" w:line="312" w:lineRule="auto"/>
-              <w:jc w:val="left"/>
+              <w:jc w:val="center"/>
             </w:pPr>
             <w:r/>
             <w:r>
@@ -1235,7 +1235,7 @@
     </w:tbl>
     <w:p>
       <w:pPr>
-        <w:spacing w:after="43" w:before="0" w:line="312" w:lineRule="auto"/>
+        <w:spacing w:after="49" w:before="0" w:line="312" w:lineRule="auto"/>
         <w:jc w:val="left"/>
       </w:pPr>
       <w:r>
@@ -1260,7 +1260,7 @@
       </w:tblGrid>
       <w:tr>
         <w:trPr>
-          <w:trHeight w:val="548" w:hRule="atLeast"/>
+          <w:trHeight w:val="619" w:hRule="atLeast"/>
         </w:trPr>
         <w:tc>
           <w:tcPr>
@@ -1321,7 +1321,7 @@
     </w:tbl>
     <w:p>
       <w:pPr>
-        <w:spacing w:after="43" w:before="0" w:line="312" w:lineRule="auto"/>
+        <w:spacing w:after="49" w:before="0" w:line="312" w:lineRule="auto"/>
         <w:jc w:val="left"/>
       </w:pPr>
       <w:r>
@@ -1334,7 +1334,7 @@
     </w:p>
     <w:p>
       <w:pPr>
-        <w:spacing w:after="86" w:before="0" w:line="312" w:lineRule="auto"/>
+        <w:spacing w:after="97" w:before="0" w:line="312" w:lineRule="auto"/>
         <w:jc w:val="left"/>
       </w:pPr>
       <w:r>
@@ -1347,7 +1347,7 @@
     </w:p>
     <w:p>
       <w:pPr>
-        <w:spacing w:after="43" w:before="0" w:line="312" w:lineRule="auto"/>
+        <w:spacing w:after="49" w:before="0" w:line="312" w:lineRule="auto"/>
         <w:jc w:val="center"/>
       </w:pPr>
       <w:r>
@@ -1361,7 +1361,7 @@
     </w:p>
     <w:p>
       <w:pPr>
-        <w:spacing w:after="86" w:before="86" w:line="312" w:lineRule="auto"/>
+        <w:spacing w:after="97" w:before="97" w:line="312" w:lineRule="auto"/>
         <w:jc w:val="center"/>
       </w:pPr>
       <w:r>
@@ -1375,7 +1375,7 @@
     </w:p>
     <w:p>
       <w:pPr>
-        <w:spacing w:after="86" w:before="0" w:line="312" w:lineRule="auto"/>
+        <w:spacing w:after="97" w:before="0" w:line="312" w:lineRule="auto"/>
         <w:jc w:val="left"/>
       </w:pPr>
       <w:r>
@@ -1401,7 +1401,7 @@
       </w:tblGrid>
       <w:tr>
         <w:trPr>
-          <w:trHeight w:val="548" w:hRule="atLeast"/>
+          <w:trHeight w:val="619" w:hRule="atLeast"/>
         </w:trPr>
         <w:tc>
           <w:tcPr>
@@ -1487,7 +1487,7 @@
       </w:tr>
       <w:tr>
         <w:trPr>
-          <w:trHeight w:val="548" w:hRule="atLeast"/>
+          <w:trHeight w:val="619" w:hRule="atLeast"/>
         </w:trPr>
         <w:tc>
           <w:tcPr>
@@ -1573,7 +1573,7 @@
       </w:tr>
       <w:tr>
         <w:trPr>
-          <w:trHeight w:val="548" w:hRule="atLeast"/>
+          <w:trHeight w:val="619" w:hRule="atLeast"/>
         </w:trPr>
         <w:tc>
           <w:tcPr>
@@ -1661,7 +1661,7 @@
     </w:tbl>
     <w:p>
       <w:pPr>
-        <w:spacing w:after="43" w:before="0" w:line="312" w:lineRule="auto"/>
+        <w:spacing w:after="49" w:before="0" w:line="312" w:lineRule="auto"/>
         <w:jc w:val="left"/>
       </w:pPr>
       <w:r>
@@ -1674,7 +1674,7 @@
     </w:p>
     <w:p>
       <w:pPr>
-        <w:spacing w:after="0" w:before="64" w:line="312" w:lineRule="auto"/>
+        <w:spacing w:after="0" w:before="73" w:line="312" w:lineRule="auto"/>
         <w:jc w:val="left"/>
       </w:pPr>
       <w:r>
